--- a/styles/word/report-modern/reference-xml.docx
+++ b/styles/word/report-modern/reference-xml.docx
@@ -201,6 +201,7 @@
               <w:keepNext/>
               <w:spacing w:before="60" w:after="60" w:line="276" w:lineRule="auto"/>
             </w:pPr>
+            <w:proofErr w:type="spellStart"/>
             <w:r>
               <w:rPr>
                 <w:b/>
@@ -209,6 +210,7 @@
               </w:rPr>
               <w:t>小组成员</w:t>
             </w:r>
+            <w:proofErr w:type="spellEnd"/>
           </w:p>
         </w:tc>
         <w:tc>
@@ -223,6 +225,7 @@
               <w:keepNext/>
               <w:spacing w:before="60" w:after="60" w:line="276" w:lineRule="auto"/>
             </w:pPr>
+            <w:proofErr w:type="spellStart"/>
             <w:r>
               <w:rPr>
                 <w:b/>
@@ -231,6 +234,7 @@
               </w:rPr>
               <w:t>学号</w:t>
             </w:r>
+            <w:proofErr w:type="spellEnd"/>
           </w:p>
         </w:tc>
       </w:tr>
@@ -241,7 +245,7 @@
         </w:trPr>
         <w:tc>
           <w:tcPr>
-            <w:tcW w:w="3402" w:type="dxa"/>
+            <w:tcW w:w="4706" w:type="dxa"/>
             <w:shd w:val="clear" w:color="auto" w:fill="FFFFFF"/>
             <w:vAlign w:val="center"/>
           </w:tcPr>
@@ -250,6 +254,7 @@
               <w:pStyle w:val="OriginalNormal"/>
               <w:spacing w:before="60" w:after="60" w:line="276" w:lineRule="auto"/>
             </w:pPr>
+            <w:proofErr w:type="spellStart"/>
             <w:r>
               <w:rPr>
                 <w:color w:val="222222"/>
@@ -257,11 +262,12 @@
               </w:rPr>
               <w:t>谢怡诺</w:t>
             </w:r>
+            <w:proofErr w:type="spellEnd"/>
           </w:p>
         </w:tc>
         <w:tc>
           <w:tcPr>
-            <w:tcW w:w="3402" w:type="dxa"/>
+            <w:tcW w:w="4706" w:type="dxa"/>
             <w:shd w:val="clear" w:color="auto" w:fill="FFFFFF"/>
             <w:vAlign w:val="center"/>
           </w:tcPr>
@@ -287,7 +293,7 @@
         </w:trPr>
         <w:tc>
           <w:tcPr>
-            <w:tcW w:w="3402" w:type="dxa"/>
+            <w:tcW w:w="4706" w:type="dxa"/>
             <w:shd w:val="clear" w:color="auto" w:fill="F6F8FA"/>
             <w:vAlign w:val="center"/>
           </w:tcPr>
@@ -296,6 +302,7 @@
               <w:pStyle w:val="OriginalNormal"/>
               <w:spacing w:before="60" w:after="60" w:line="276" w:lineRule="auto"/>
             </w:pPr>
+            <w:proofErr w:type="spellStart"/>
             <w:r>
               <w:rPr>
                 <w:color w:val="222222"/>
@@ -303,11 +310,12 @@
               </w:rPr>
               <w:t>胡小乐</w:t>
             </w:r>
+            <w:proofErr w:type="spellEnd"/>
           </w:p>
         </w:tc>
         <w:tc>
           <w:tcPr>
-            <w:tcW w:w="3402" w:type="dxa"/>
+            <w:tcW w:w="4706" w:type="dxa"/>
             <w:shd w:val="clear" w:color="auto" w:fill="F6F8FA"/>
             <w:vAlign w:val="center"/>
           </w:tcPr>
@@ -333,7 +341,7 @@
         </w:trPr>
         <w:tc>
           <w:tcPr>
-            <w:tcW w:w="3402" w:type="dxa"/>
+            <w:tcW w:w="4706" w:type="dxa"/>
             <w:shd w:val="clear" w:color="auto" w:fill="FFFFFF"/>
             <w:vAlign w:val="center"/>
           </w:tcPr>
@@ -342,6 +350,7 @@
               <w:pStyle w:val="OriginalNormal"/>
               <w:spacing w:before="60" w:after="60" w:line="276" w:lineRule="auto"/>
             </w:pPr>
+            <w:proofErr w:type="spellStart"/>
             <w:r>
               <w:rPr>
                 <w:color w:val="222222"/>
@@ -349,11 +358,12 @@
               </w:rPr>
               <w:t>许晋郗</w:t>
             </w:r>
+            <w:proofErr w:type="spellEnd"/>
           </w:p>
         </w:tc>
         <w:tc>
           <w:tcPr>
-            <w:tcW w:w="3402" w:type="dxa"/>
+            <w:tcW w:w="4706" w:type="dxa"/>
             <w:shd w:val="clear" w:color="auto" w:fill="FFFFFF"/>
             <w:vAlign w:val="center"/>
           </w:tcPr>
@@ -379,7 +389,7 @@
         </w:trPr>
         <w:tc>
           <w:tcPr>
-            <w:tcW w:w="3402" w:type="dxa"/>
+            <w:tcW w:w="4706" w:type="dxa"/>
             <w:shd w:val="clear" w:color="auto" w:fill="F6F8FA"/>
             <w:vAlign w:val="center"/>
           </w:tcPr>
@@ -388,6 +398,7 @@
               <w:pStyle w:val="OriginalNormal"/>
               <w:spacing w:before="60" w:after="60" w:line="276" w:lineRule="auto"/>
             </w:pPr>
+            <w:proofErr w:type="spellStart"/>
             <w:r>
               <w:rPr>
                 <w:color w:val="222222"/>
@@ -395,11 +406,12 @@
               </w:rPr>
               <w:t>杨浩睿</w:t>
             </w:r>
+            <w:proofErr w:type="spellEnd"/>
           </w:p>
         </w:tc>
         <w:tc>
           <w:tcPr>
-            <w:tcW w:w="3402" w:type="dxa"/>
+            <w:tcW w:w="4706" w:type="dxa"/>
             <w:shd w:val="clear" w:color="auto" w:fill="F6F8FA"/>
             <w:vAlign w:val="center"/>
           </w:tcPr>
@@ -428,73 +440,49 @@
     </w:p>
     <w:p>
       <w:pPr>
-        <w:pStyle w:val="OriginalNormal"/>
+        <w:pStyle w:val="OriginalCoverLabel"/>
         <w:jc w:val="center"/>
       </w:pPr>
       <w:r>
-        <w:t>班级：自动化</w:t>
-      </w:r>
-      <w:r>
-        <w:t>2303</w:t>
-      </w:r>
-    </w:p>
-    <w:p>
-      <w:pPr>
-        <w:pStyle w:val="OriginalNormal"/>
-        <w:jc w:val="center"/>
-      </w:pPr>
-      <w:r>
-        <w:t>学号：</w:t>
-      </w:r>
-      <w:r>
-        <w:t>20237563</w:t>
-      </w:r>
-    </w:p>
-    <w:p>
-      <w:pPr>
-        <w:pStyle w:val="OriginalNormal"/>
-        <w:jc w:val="center"/>
-      </w:pPr>
-      <w:r>
-        <w:t>姓名：谢怡诺</w:t>
-      </w:r>
-    </w:p>
-    <w:p>
-      <w:pPr>
-        <w:pStyle w:val="OriginalNormal"/>
-        <w:jc w:val="center"/>
-      </w:pPr>
-      <w:r>
-        <w:t>实验框架：</w:t>
-      </w:r>
-      <w:r>
-        <w:t>PyTorch</w:t>
-      </w:r>
-    </w:p>
-    <w:p>
-      <w:pPr>
-        <w:pStyle w:val="OriginalNormal"/>
-        <w:jc w:val="center"/>
-      </w:pPr>
-      <w:r>
-        <w:t>报告日期：</w:t>
-      </w:r>
-      <w:r>
+        <w:rPr>
+          <w:color w:val="596774"/>
+          <w:sz w:val="22"/>
+        </w:rPr>
         <w:t>2026</w:t>
       </w:r>
       <w:r>
+        <w:rPr>
+          <w:color w:val="596774"/>
+          <w:sz w:val="22"/>
+        </w:rPr>
         <w:t>年</w:t>
       </w:r>
       <w:r>
+        <w:rPr>
+          <w:color w:val="596774"/>
+          <w:sz w:val="22"/>
+        </w:rPr>
         <w:t>10</w:t>
       </w:r>
       <w:r>
+        <w:rPr>
+          <w:color w:val="596774"/>
+          <w:sz w:val="22"/>
+        </w:rPr>
         <w:t>月</w:t>
       </w:r>
       <w:r>
+        <w:rPr>
+          <w:color w:val="596774"/>
+          <w:sz w:val="22"/>
+        </w:rPr>
         <w:t>18</w:t>
       </w:r>
       <w:r>
+        <w:rPr>
+          <w:color w:val="596774"/>
+          <w:sz w:val="22"/>
+        </w:rPr>
         <w:t>日</w:t>
       </w:r>
     </w:p>
@@ -543,6 +531,7 @@
         <w:spacing w:after="300"/>
         <w:jc w:val="center"/>
       </w:pPr>
+      <w:proofErr w:type="spellStart"/>
       <w:r>
         <w:rPr>
           <w:b/>
@@ -552,6 +541,7 @@
         <w:lastRenderedPageBreak/>
         <w:t>目录</w:t>
       </w:r>
+      <w:proofErr w:type="spellEnd"/>
     </w:p>
     <w:p>
       <w:pPr>
@@ -1950,12 +1940,14 @@
         </w:rPr>
         <w:t>影像，以</w:t>
       </w:r>
+      <w:proofErr w:type="spellStart"/>
       <w:r>
         <w:rPr>
           <w:lang w:eastAsia="zh-CN"/>
         </w:rPr>
         <w:t>PyTorch</w:t>
       </w:r>
+      <w:proofErr w:type="spellEnd"/>
       <w:r>
         <w:rPr>
           <w:lang w:eastAsia="zh-CN"/>
@@ -2105,12 +2097,14 @@
               <w:pStyle w:val="OriginalNormal"/>
               <w:spacing w:after="60" w:line="264" w:lineRule="auto"/>
             </w:pPr>
+            <w:proofErr w:type="spellStart"/>
             <w:r>
               <w:rPr>
                 <w:sz w:val="18"/>
               </w:rPr>
               <w:t>项目</w:t>
             </w:r>
+            <w:proofErr w:type="spellEnd"/>
           </w:p>
         </w:tc>
         <w:tc>
@@ -2123,12 +2117,14 @@
               <w:spacing w:after="60" w:line="264" w:lineRule="auto"/>
               <w:cnfStyle w:val="100000000000" w:firstRow="1" w:lastRow="0" w:firstColumn="0" w:lastColumn="0" w:oddVBand="0" w:evenVBand="0" w:oddHBand="0" w:evenHBand="0" w:firstRowFirstColumn="0" w:firstRowLastColumn="0" w:lastRowFirstColumn="0" w:lastRowLastColumn="0"/>
             </w:pPr>
+            <w:proofErr w:type="spellStart"/>
             <w:r>
               <w:rPr>
                 <w:sz w:val="18"/>
               </w:rPr>
               <w:t>实际配置</w:t>
             </w:r>
+            <w:proofErr w:type="spellEnd"/>
           </w:p>
         </w:tc>
       </w:tr>
@@ -2147,12 +2143,14 @@
               <w:pStyle w:val="OriginalNormal"/>
               <w:spacing w:after="60" w:line="264" w:lineRule="auto"/>
             </w:pPr>
+            <w:proofErr w:type="spellStart"/>
             <w:r>
               <w:rPr>
                 <w:sz w:val="18"/>
               </w:rPr>
               <w:t>操作系统</w:t>
             </w:r>
+            <w:proofErr w:type="spellEnd"/>
           </w:p>
         </w:tc>
         <w:tc>
@@ -2230,12 +2228,14 @@
               <w:pStyle w:val="OriginalNormal"/>
               <w:spacing w:after="60" w:line="264" w:lineRule="auto"/>
             </w:pPr>
+            <w:proofErr w:type="spellStart"/>
             <w:r>
               <w:rPr>
                 <w:sz w:val="18"/>
               </w:rPr>
               <w:t>深度学习框架</w:t>
             </w:r>
+            <w:proofErr w:type="spellEnd"/>
           </w:p>
         </w:tc>
         <w:tc>
@@ -2248,11 +2248,33 @@
               <w:spacing w:after="60" w:line="264" w:lineRule="auto"/>
               <w:cnfStyle w:val="000000100000" w:firstRow="0" w:lastRow="0" w:firstColumn="0" w:lastColumn="0" w:oddVBand="0" w:evenVBand="0" w:oddHBand="1" w:evenHBand="0" w:firstRowFirstColumn="0" w:firstRowLastColumn="0" w:lastRowFirstColumn="0" w:lastRowLastColumn="0"/>
             </w:pPr>
-            <w:r>
-              <w:rPr>
-                <w:sz w:val="18"/>
-              </w:rPr>
-              <w:t>PyTorch 2.9.1+cu128 / torchvision 0.24.1+cu128</w:t>
+            <w:proofErr w:type="spellStart"/>
+            <w:r>
+              <w:rPr>
+                <w:sz w:val="18"/>
+              </w:rPr>
+              <w:t>PyTorch</w:t>
+            </w:r>
+            <w:proofErr w:type="spellEnd"/>
+            <w:r>
+              <w:rPr>
+                <w:sz w:val="18"/>
+              </w:rPr>
+              <w:t xml:space="preserve"> 2.9.1+cu128 / </w:t>
+            </w:r>
+            <w:proofErr w:type="spellStart"/>
+            <w:r>
+              <w:rPr>
+                <w:sz w:val="18"/>
+              </w:rPr>
+              <w:t>torchvision</w:t>
+            </w:r>
+            <w:proofErr w:type="spellEnd"/>
+            <w:r>
+              <w:rPr>
+                <w:sz w:val="18"/>
+              </w:rPr>
+              <w:t xml:space="preserve"> 0.24.1+cu128</w:t>
             </w:r>
           </w:p>
         </w:tc>
@@ -2271,12 +2293,14 @@
               <w:pStyle w:val="OriginalNormal"/>
               <w:spacing w:after="60" w:line="264" w:lineRule="auto"/>
             </w:pPr>
+            <w:proofErr w:type="spellStart"/>
             <w:r>
               <w:rPr>
                 <w:sz w:val="18"/>
               </w:rPr>
               <w:t>计算设备</w:t>
             </w:r>
+            <w:proofErr w:type="spellEnd"/>
           </w:p>
         </w:tc>
         <w:tc>
@@ -2313,12 +2337,14 @@
               <w:pStyle w:val="OriginalNormal"/>
               <w:spacing w:after="60" w:line="264" w:lineRule="auto"/>
             </w:pPr>
+            <w:proofErr w:type="spellStart"/>
             <w:r>
               <w:rPr>
                 <w:sz w:val="18"/>
               </w:rPr>
               <w:t>显存</w:t>
             </w:r>
+            <w:proofErr w:type="spellEnd"/>
           </w:p>
         </w:tc>
         <w:tc>
@@ -2335,7 +2361,14 @@
               <w:rPr>
                 <w:sz w:val="18"/>
               </w:rPr>
-              <w:t>4 GB</w:t>
+              <w:t xml:space="preserve">4 </w:t>
+            </w:r>
+            <w:proofErr w:type="spellStart"/>
+            <w:r>
+              <w:rPr>
+                <w:sz w:val="18"/>
+              </w:rPr>
+              <w:t>GB</w:t>
             </w:r>
             <w:r>
               <w:rPr>
@@ -2343,6 +2376,7 @@
               </w:rPr>
               <w:t>；混合精度训练</w:t>
             </w:r>
+            <w:proofErr w:type="spellEnd"/>
           </w:p>
         </w:tc>
       </w:tr>
@@ -2360,12 +2394,14 @@
               <w:pStyle w:val="OriginalNormal"/>
               <w:spacing w:after="60" w:line="264" w:lineRule="auto"/>
             </w:pPr>
+            <w:proofErr w:type="spellStart"/>
             <w:r>
               <w:rPr>
                 <w:sz w:val="18"/>
               </w:rPr>
               <w:t>依赖管理</w:t>
             </w:r>
+            <w:proofErr w:type="spellEnd"/>
           </w:p>
         </w:tc>
         <w:tc>
@@ -2378,12 +2414,42 @@
               <w:spacing w:after="60" w:line="264" w:lineRule="auto"/>
               <w:cnfStyle w:val="000000000000" w:firstRow="0" w:lastRow="0" w:firstColumn="0" w:lastColumn="0" w:oddVBand="0" w:evenVBand="0" w:oddHBand="0" w:evenHBand="0" w:firstRowFirstColumn="0" w:firstRowLastColumn="0" w:lastRowFirstColumn="0" w:lastRowLastColumn="0"/>
             </w:pPr>
-            <w:r>
-              <w:rPr>
-                <w:sz w:val="18"/>
-              </w:rPr>
-              <w:t>uv + pyproject.toml + uv.lock</w:t>
-            </w:r>
+            <w:proofErr w:type="spellStart"/>
+            <w:r>
+              <w:rPr>
+                <w:sz w:val="18"/>
+              </w:rPr>
+              <w:t>uv</w:t>
+            </w:r>
+            <w:proofErr w:type="spellEnd"/>
+            <w:r>
+              <w:rPr>
+                <w:sz w:val="18"/>
+              </w:rPr>
+              <w:t xml:space="preserve"> + </w:t>
+            </w:r>
+            <w:proofErr w:type="spellStart"/>
+            <w:r>
+              <w:rPr>
+                <w:sz w:val="18"/>
+              </w:rPr>
+              <w:t>pyproject.toml</w:t>
+            </w:r>
+            <w:proofErr w:type="spellEnd"/>
+            <w:r>
+              <w:rPr>
+                <w:sz w:val="18"/>
+              </w:rPr>
+              <w:t xml:space="preserve"> + </w:t>
+            </w:r>
+            <w:proofErr w:type="spellStart"/>
+            <w:r>
+              <w:rPr>
+                <w:sz w:val="18"/>
+              </w:rPr>
+              <w:t>uv.lock</w:t>
+            </w:r>
+            <w:proofErr w:type="spellEnd"/>
           </w:p>
         </w:tc>
       </w:tr>
@@ -2402,12 +2468,14 @@
               <w:pStyle w:val="OriginalNormal"/>
               <w:spacing w:after="60" w:line="264" w:lineRule="auto"/>
             </w:pPr>
+            <w:proofErr w:type="spellStart"/>
             <w:r>
               <w:rPr>
                 <w:sz w:val="18"/>
               </w:rPr>
               <w:t>随机种子</w:t>
             </w:r>
+            <w:proofErr w:type="spellEnd"/>
           </w:p>
         </w:tc>
         <w:tc>
@@ -2905,12 +2973,14 @@
               <w:pStyle w:val="OriginalNormal"/>
               <w:spacing w:after="60" w:line="264" w:lineRule="auto"/>
             </w:pPr>
+            <w:proofErr w:type="spellStart"/>
             <w:r>
               <w:rPr>
                 <w:sz w:val="18"/>
               </w:rPr>
               <w:t>集合</w:t>
             </w:r>
+            <w:proofErr w:type="spellEnd"/>
           </w:p>
         </w:tc>
         <w:tc>
@@ -2923,12 +2993,14 @@
               <w:spacing w:after="60" w:line="264" w:lineRule="auto"/>
               <w:cnfStyle w:val="100000000000" w:firstRow="1" w:lastRow="0" w:firstColumn="0" w:lastColumn="0" w:oddVBand="0" w:evenVBand="0" w:oddHBand="0" w:evenHBand="0" w:firstRowFirstColumn="0" w:firstRowLastColumn="0" w:lastRowFirstColumn="0" w:lastRowLastColumn="0"/>
             </w:pPr>
+            <w:proofErr w:type="spellStart"/>
             <w:r>
               <w:rPr>
                 <w:sz w:val="18"/>
               </w:rPr>
               <w:t>图像数</w:t>
             </w:r>
+            <w:proofErr w:type="spellEnd"/>
           </w:p>
         </w:tc>
         <w:tc>
@@ -2941,12 +3013,14 @@
               <w:spacing w:after="60" w:line="264" w:lineRule="auto"/>
               <w:cnfStyle w:val="100000000000" w:firstRow="1" w:lastRow="0" w:firstColumn="0" w:lastColumn="0" w:oddVBand="0" w:evenVBand="0" w:oddHBand="0" w:evenHBand="0" w:firstRowFirstColumn="0" w:firstRowLastColumn="0" w:lastRowFirstColumn="0" w:lastRowLastColumn="0"/>
             </w:pPr>
+            <w:proofErr w:type="spellStart"/>
             <w:r>
               <w:rPr>
                 <w:sz w:val="18"/>
               </w:rPr>
               <w:t>患者数</w:t>
             </w:r>
+            <w:proofErr w:type="spellEnd"/>
           </w:p>
         </w:tc>
         <w:tc>
@@ -2959,12 +3033,14 @@
               <w:spacing w:after="60" w:line="264" w:lineRule="auto"/>
               <w:cnfStyle w:val="100000000000" w:firstRow="1" w:lastRow="0" w:firstColumn="0" w:lastColumn="0" w:oddVBand="0" w:evenVBand="0" w:oddHBand="0" w:evenHBand="0" w:firstRowFirstColumn="0" w:firstRowLastColumn="0" w:lastRowFirstColumn="0" w:lastRowLastColumn="0"/>
             </w:pPr>
+            <w:proofErr w:type="spellStart"/>
             <w:r>
               <w:rPr>
                 <w:sz w:val="18"/>
               </w:rPr>
               <w:t>检查数</w:t>
             </w:r>
+            <w:proofErr w:type="spellEnd"/>
           </w:p>
         </w:tc>
         <w:tc>
@@ -2977,12 +3053,14 @@
               <w:spacing w:after="60" w:line="264" w:lineRule="auto"/>
               <w:cnfStyle w:val="100000000000" w:firstRow="1" w:lastRow="0" w:firstColumn="0" w:lastColumn="0" w:oddVBand="0" w:evenVBand="0" w:oddHBand="0" w:evenHBand="0" w:firstRowFirstColumn="0" w:firstRowLastColumn="0" w:lastRowFirstColumn="0" w:lastRowLastColumn="0"/>
             </w:pPr>
+            <w:proofErr w:type="spellStart"/>
             <w:r>
               <w:rPr>
                 <w:sz w:val="18"/>
               </w:rPr>
               <w:t>异常图像数</w:t>
             </w:r>
+            <w:proofErr w:type="spellEnd"/>
           </w:p>
         </w:tc>
       </w:tr>
@@ -3001,12 +3079,14 @@
               <w:pStyle w:val="OriginalNormal"/>
               <w:spacing w:after="60" w:line="264" w:lineRule="auto"/>
             </w:pPr>
+            <w:proofErr w:type="spellStart"/>
             <w:r>
               <w:rPr>
                 <w:sz w:val="18"/>
               </w:rPr>
               <w:t>训练</w:t>
             </w:r>
+            <w:proofErr w:type="spellEnd"/>
           </w:p>
         </w:tc>
         <w:tc>
@@ -3096,12 +3176,14 @@
               <w:pStyle w:val="OriginalNormal"/>
               <w:spacing w:after="60" w:line="264" w:lineRule="auto"/>
             </w:pPr>
+            <w:proofErr w:type="spellStart"/>
             <w:r>
               <w:rPr>
                 <w:sz w:val="18"/>
               </w:rPr>
               <w:t>内部验证</w:t>
             </w:r>
+            <w:proofErr w:type="spellEnd"/>
           </w:p>
         </w:tc>
         <w:tc>
@@ -3192,12 +3274,14 @@
               <w:pStyle w:val="OriginalNormal"/>
               <w:spacing w:after="60" w:line="264" w:lineRule="auto"/>
             </w:pPr>
+            <w:proofErr w:type="spellStart"/>
             <w:r>
               <w:rPr>
                 <w:sz w:val="18"/>
               </w:rPr>
               <w:t>保留评估</w:t>
             </w:r>
+            <w:proofErr w:type="spellEnd"/>
           </w:p>
         </w:tc>
         <w:tc>
@@ -3316,12 +3400,14 @@
         </w:rPr>
         <w:t>按患者分组，使用</w:t>
       </w:r>
+      <w:proofErr w:type="spellStart"/>
       <w:r>
         <w:rPr>
           <w:lang w:eastAsia="zh-CN"/>
         </w:rPr>
         <w:t>StratifiedGroupKFold</w:t>
       </w:r>
+      <w:proofErr w:type="spellEnd"/>
       <w:r>
         <w:rPr>
           <w:lang w:eastAsia="zh-CN"/>
@@ -3491,8 +3577,13 @@
         </w:rPr>
         <w:t>；内部验证和保留评估阶段不做随机增强。</w:t>
       </w:r>
-      <w:r>
-        <w:t>像素缓存仅加速读取，不改变标签或划分。</w:t>
+      <w:proofErr w:type="spellStart"/>
+      <w:r>
+        <w:t>像素缓存仅加速读取，不改变标签或划分</w:t>
+      </w:r>
+      <w:proofErr w:type="spellEnd"/>
+      <w:r>
+        <w:t>。</w:t>
       </w:r>
     </w:p>
     <w:tbl>
@@ -3523,12 +3614,14 @@
               <w:pStyle w:val="OriginalNormal"/>
               <w:spacing w:after="60" w:line="264" w:lineRule="auto"/>
             </w:pPr>
+            <w:proofErr w:type="spellStart"/>
             <w:r>
               <w:rPr>
                 <w:sz w:val="18"/>
               </w:rPr>
               <w:t>部位</w:t>
             </w:r>
+            <w:proofErr w:type="spellEnd"/>
           </w:p>
         </w:tc>
         <w:tc>
@@ -3541,12 +3634,14 @@
               <w:spacing w:after="60" w:line="264" w:lineRule="auto"/>
               <w:cnfStyle w:val="100000000000" w:firstRow="1" w:lastRow="0" w:firstColumn="0" w:lastColumn="0" w:oddVBand="0" w:evenVBand="0" w:oddHBand="0" w:evenHBand="0" w:firstRowFirstColumn="0" w:firstRowLastColumn="0" w:lastRowFirstColumn="0" w:lastRowLastColumn="0"/>
             </w:pPr>
+            <w:proofErr w:type="spellStart"/>
             <w:r>
               <w:rPr>
                 <w:sz w:val="18"/>
               </w:rPr>
               <w:t>正常图像</w:t>
             </w:r>
+            <w:proofErr w:type="spellEnd"/>
           </w:p>
         </w:tc>
         <w:tc>
@@ -3559,12 +3654,14 @@
               <w:spacing w:after="60" w:line="264" w:lineRule="auto"/>
               <w:cnfStyle w:val="100000000000" w:firstRow="1" w:lastRow="0" w:firstColumn="0" w:lastColumn="0" w:oddVBand="0" w:evenVBand="0" w:oddHBand="0" w:evenHBand="0" w:firstRowFirstColumn="0" w:firstRowLastColumn="0" w:lastRowFirstColumn="0" w:lastRowLastColumn="0"/>
             </w:pPr>
+            <w:proofErr w:type="spellStart"/>
             <w:r>
               <w:rPr>
                 <w:sz w:val="18"/>
               </w:rPr>
               <w:t>异常图像</w:t>
             </w:r>
+            <w:proofErr w:type="spellEnd"/>
           </w:p>
         </w:tc>
         <w:tc>
@@ -3577,12 +3674,14 @@
               <w:spacing w:after="60" w:line="264" w:lineRule="auto"/>
               <w:cnfStyle w:val="100000000000" w:firstRow="1" w:lastRow="0" w:firstColumn="0" w:lastColumn="0" w:oddVBand="0" w:evenVBand="0" w:oddHBand="0" w:evenHBand="0" w:firstRowFirstColumn="0" w:firstRowLastColumn="0" w:lastRowFirstColumn="0" w:lastRowLastColumn="0"/>
             </w:pPr>
+            <w:proofErr w:type="spellStart"/>
             <w:r>
               <w:rPr>
                 <w:sz w:val="18"/>
               </w:rPr>
               <w:t>合计</w:t>
             </w:r>
+            <w:proofErr w:type="spellEnd"/>
           </w:p>
         </w:tc>
       </w:tr>
@@ -4060,12 +4159,14 @@
               <w:pStyle w:val="OriginalNormal"/>
               <w:spacing w:after="60" w:line="264" w:lineRule="auto"/>
             </w:pPr>
+            <w:proofErr w:type="spellStart"/>
             <w:r>
               <w:rPr>
                 <w:sz w:val="18"/>
               </w:rPr>
               <w:t>模型</w:t>
             </w:r>
+            <w:proofErr w:type="spellEnd"/>
           </w:p>
         </w:tc>
         <w:tc>
@@ -4078,12 +4179,14 @@
               <w:spacing w:after="60" w:line="264" w:lineRule="auto"/>
               <w:cnfStyle w:val="100000000000" w:firstRow="1" w:lastRow="0" w:firstColumn="0" w:lastColumn="0" w:oddVBand="0" w:evenVBand="0" w:oddHBand="0" w:evenHBand="0" w:firstRowFirstColumn="0" w:firstRowLastColumn="0" w:lastRowFirstColumn="0" w:lastRowLastColumn="0"/>
             </w:pPr>
+            <w:proofErr w:type="spellStart"/>
             <w:r>
               <w:rPr>
                 <w:sz w:val="18"/>
               </w:rPr>
               <w:t>结构与初始化</w:t>
             </w:r>
+            <w:proofErr w:type="spellEnd"/>
           </w:p>
         </w:tc>
         <w:tc>
@@ -4096,12 +4199,14 @@
               <w:spacing w:after="60" w:line="264" w:lineRule="auto"/>
               <w:cnfStyle w:val="100000000000" w:firstRow="1" w:lastRow="0" w:firstColumn="0" w:lastColumn="0" w:oddVBand="0" w:evenVBand="0" w:oddHBand="0" w:evenHBand="0" w:firstRowFirstColumn="0" w:firstRowLastColumn="0" w:lastRowFirstColumn="0" w:lastRowLastColumn="0"/>
             </w:pPr>
+            <w:proofErr w:type="spellStart"/>
             <w:r>
               <w:rPr>
                 <w:sz w:val="18"/>
               </w:rPr>
               <w:t>参数量</w:t>
             </w:r>
+            <w:proofErr w:type="spellEnd"/>
           </w:p>
         </w:tc>
       </w:tr>
@@ -4120,6 +4225,7 @@
               <w:pStyle w:val="OriginalNormal"/>
               <w:spacing w:after="60" w:line="264" w:lineRule="auto"/>
             </w:pPr>
+            <w:proofErr w:type="spellStart"/>
             <w:r>
               <w:rPr>
                 <w:sz w:val="18"/>
@@ -4132,6 +4238,7 @@
               </w:rPr>
               <w:t>CNN</w:t>
             </w:r>
+            <w:proofErr w:type="spellEnd"/>
           </w:p>
         </w:tc>
         <w:tc>
@@ -4431,12 +4538,14 @@
         </w:rPr>
         <w:t>卷积、批归一化、</w:t>
       </w:r>
+      <w:proofErr w:type="spellStart"/>
       <w:r>
         <w:rPr>
           <w:lang w:eastAsia="zh-CN"/>
         </w:rPr>
         <w:t>ReLU</w:t>
       </w:r>
+      <w:proofErr w:type="spellEnd"/>
       <w:r>
         <w:rPr>
           <w:lang w:eastAsia="zh-CN"/>
@@ -4613,12 +4722,14 @@
         </w:rPr>
         <w:t>，并在</w:t>
       </w:r>
+      <w:proofErr w:type="spellStart"/>
       <w:r>
         <w:rPr>
           <w:lang w:eastAsia="zh-CN"/>
         </w:rPr>
         <w:t>BCEWithLogitsLoss</w:t>
       </w:r>
+      <w:proofErr w:type="spellEnd"/>
       <w:r>
         <w:rPr>
           <w:lang w:eastAsia="zh-CN"/>
@@ -4699,12 +4810,14 @@
         </w:rPr>
         <w:t>，使用</w:t>
       </w:r>
+      <w:proofErr w:type="spellStart"/>
       <w:r>
         <w:rPr>
           <w:lang w:eastAsia="zh-CN"/>
         </w:rPr>
         <w:t>AdamW</w:t>
       </w:r>
+      <w:proofErr w:type="spellEnd"/>
       <w:r>
         <w:rPr>
           <w:lang w:eastAsia="zh-CN"/>
@@ -4958,12 +5071,14 @@
               <w:pStyle w:val="OriginalNormal"/>
               <w:spacing w:after="60" w:line="264" w:lineRule="auto"/>
             </w:pPr>
+            <w:proofErr w:type="spellStart"/>
             <w:r>
               <w:rPr>
                 <w:sz w:val="18"/>
               </w:rPr>
               <w:t>模型</w:t>
             </w:r>
+            <w:proofErr w:type="spellEnd"/>
           </w:p>
         </w:tc>
         <w:tc>
@@ -4994,12 +5109,14 @@
               <w:spacing w:after="60" w:line="264" w:lineRule="auto"/>
               <w:cnfStyle w:val="100000000000" w:firstRow="1" w:lastRow="0" w:firstColumn="0" w:lastColumn="0" w:oddVBand="0" w:evenVBand="0" w:oddHBand="0" w:evenHBand="0" w:firstRowFirstColumn="0" w:firstRowLastColumn="0" w:lastRowFirstColumn="0" w:lastRowLastColumn="0"/>
             </w:pPr>
+            <w:proofErr w:type="spellStart"/>
             <w:r>
               <w:rPr>
                 <w:sz w:val="18"/>
               </w:rPr>
               <w:t>准确率</w:t>
             </w:r>
+            <w:proofErr w:type="spellEnd"/>
           </w:p>
         </w:tc>
         <w:tc>
@@ -5030,12 +5147,14 @@
               <w:spacing w:after="60" w:line="264" w:lineRule="auto"/>
               <w:cnfStyle w:val="100000000000" w:firstRow="1" w:lastRow="0" w:firstColumn="0" w:lastColumn="0" w:oddVBand="0" w:evenVBand="0" w:oddHBand="0" w:evenHBand="0" w:firstRowFirstColumn="0" w:firstRowLastColumn="0" w:lastRowFirstColumn="0" w:lastRowLastColumn="0"/>
             </w:pPr>
+            <w:proofErr w:type="spellStart"/>
             <w:r>
               <w:rPr>
                 <w:sz w:val="18"/>
               </w:rPr>
               <w:t>敏感度</w:t>
             </w:r>
+            <w:proofErr w:type="spellEnd"/>
           </w:p>
         </w:tc>
       </w:tr>
@@ -5054,6 +5173,7 @@
               <w:pStyle w:val="OriginalNormal"/>
               <w:spacing w:after="60" w:line="264" w:lineRule="auto"/>
             </w:pPr>
+            <w:proofErr w:type="spellStart"/>
             <w:r>
               <w:rPr>
                 <w:sz w:val="18"/>
@@ -5066,6 +5186,7 @@
               </w:rPr>
               <w:t>CNN</w:t>
             </w:r>
+            <w:proofErr w:type="spellEnd"/>
           </w:p>
         </w:tc>
         <w:tc>
@@ -5971,6 +6092,7 @@
               <w:pStyle w:val="OriginalNormal"/>
               <w:spacing w:after="60" w:line="264" w:lineRule="auto"/>
             </w:pPr>
+            <w:proofErr w:type="spellStart"/>
             <w:r>
               <w:rPr>
                 <w:sz w:val="18"/>
@@ -5983,6 +6105,7 @@
               </w:rPr>
               <w:t>CNN</w:t>
             </w:r>
+            <w:proofErr w:type="spellEnd"/>
           </w:p>
         </w:tc>
         <w:tc>
@@ -6425,12 +6548,14 @@
               <w:spacing w:after="60" w:line="264" w:lineRule="auto"/>
               <w:cnfStyle w:val="100000000000" w:firstRow="1" w:lastRow="0" w:firstColumn="0" w:lastColumn="0" w:oddVBand="0" w:evenVBand="0" w:oddHBand="0" w:evenHBand="0" w:firstRowFirstColumn="0" w:firstRowLastColumn="0" w:lastRowFirstColumn="0" w:lastRowLastColumn="0"/>
             </w:pPr>
+            <w:proofErr w:type="spellStart"/>
             <w:r>
               <w:rPr>
                 <w:sz w:val="18"/>
               </w:rPr>
               <w:t>训练预算</w:t>
             </w:r>
+            <w:proofErr w:type="spellEnd"/>
           </w:p>
         </w:tc>
         <w:tc>
@@ -6443,6 +6568,7 @@
               <w:spacing w:after="60" w:line="264" w:lineRule="auto"/>
               <w:cnfStyle w:val="100000000000" w:firstRow="1" w:lastRow="0" w:firstColumn="0" w:lastColumn="0" w:oddVBand="0" w:evenVBand="0" w:oddHBand="0" w:evenHBand="0" w:firstRowFirstColumn="0" w:firstRowLastColumn="0" w:lastRowFirstColumn="0" w:lastRowLastColumn="0"/>
             </w:pPr>
+            <w:proofErr w:type="spellStart"/>
             <w:r>
               <w:rPr>
                 <w:sz w:val="18"/>
@@ -6455,6 +6581,7 @@
               </w:rPr>
               <w:t>lr</w:t>
             </w:r>
+            <w:proofErr w:type="spellEnd"/>
           </w:p>
         </w:tc>
         <w:tc>
@@ -6467,12 +6594,14 @@
               <w:spacing w:after="60" w:line="264" w:lineRule="auto"/>
               <w:cnfStyle w:val="100000000000" w:firstRow="1" w:lastRow="0" w:firstColumn="0" w:lastColumn="0" w:oddVBand="0" w:evenVBand="0" w:oddHBand="0" w:evenHBand="0" w:firstRowFirstColumn="0" w:firstRowLastColumn="0" w:lastRowFirstColumn="0" w:lastRowLastColumn="0"/>
             </w:pPr>
+            <w:proofErr w:type="spellStart"/>
             <w:r>
               <w:rPr>
                 <w:sz w:val="18"/>
               </w:rPr>
               <w:t>最佳轮次</w:t>
             </w:r>
+            <w:proofErr w:type="spellEnd"/>
           </w:p>
         </w:tc>
         <w:tc>
@@ -6485,6 +6614,7 @@
               <w:spacing w:after="60" w:line="264" w:lineRule="auto"/>
               <w:cnfStyle w:val="100000000000" w:firstRow="1" w:lastRow="0" w:firstColumn="0" w:lastColumn="0" w:oddVBand="0" w:evenVBand="0" w:oddHBand="0" w:evenHBand="0" w:firstRowFirstColumn="0" w:firstRowLastColumn="0" w:lastRowFirstColumn="0" w:lastRowLastColumn="0"/>
             </w:pPr>
+            <w:proofErr w:type="spellStart"/>
             <w:r>
               <w:rPr>
                 <w:sz w:val="18"/>
@@ -6497,6 +6627,7 @@
               </w:rPr>
               <w:t>AUC</w:t>
             </w:r>
+            <w:proofErr w:type="spellEnd"/>
           </w:p>
         </w:tc>
         <w:tc>
@@ -6509,6 +6640,7 @@
               <w:spacing w:after="60" w:line="264" w:lineRule="auto"/>
               <w:cnfStyle w:val="100000000000" w:firstRow="1" w:lastRow="0" w:firstColumn="0" w:lastColumn="0" w:oddVBand="0" w:evenVBand="0" w:oddHBand="0" w:evenHBand="0" w:firstRowFirstColumn="0" w:firstRowLastColumn="0" w:lastRowFirstColumn="0" w:lastRowLastColumn="0"/>
             </w:pPr>
+            <w:proofErr w:type="spellStart"/>
             <w:r>
               <w:rPr>
                 <w:sz w:val="18"/>
@@ -6521,6 +6653,7 @@
               </w:rPr>
               <w:t>AUC</w:t>
             </w:r>
+            <w:proofErr w:type="spellEnd"/>
           </w:p>
         </w:tc>
       </w:tr>
@@ -7484,12 +7617,14 @@
               <w:spacing w:after="60" w:line="264" w:lineRule="auto"/>
               <w:cnfStyle w:val="100000000000" w:firstRow="1" w:lastRow="0" w:firstColumn="0" w:lastColumn="0" w:oddVBand="0" w:evenVBand="0" w:oddHBand="0" w:evenHBand="0" w:firstRowFirstColumn="0" w:firstRowLastColumn="0" w:lastRowFirstColumn="0" w:lastRowLastColumn="0"/>
             </w:pPr>
+            <w:proofErr w:type="spellStart"/>
             <w:r>
               <w:rPr>
                 <w:sz w:val="18"/>
               </w:rPr>
               <w:t>敏感度</w:t>
             </w:r>
+            <w:proofErr w:type="spellEnd"/>
           </w:p>
         </w:tc>
         <w:tc>
@@ -7502,12 +7637,14 @@
               <w:spacing w:after="60" w:line="264" w:lineRule="auto"/>
               <w:cnfStyle w:val="100000000000" w:firstRow="1" w:lastRow="0" w:firstColumn="0" w:lastColumn="0" w:oddVBand="0" w:evenVBand="0" w:oddHBand="0" w:evenHBand="0" w:firstRowFirstColumn="0" w:firstRowLastColumn="0" w:lastRowFirstColumn="0" w:lastRowLastColumn="0"/>
             </w:pPr>
+            <w:proofErr w:type="spellStart"/>
             <w:r>
               <w:rPr>
                 <w:sz w:val="18"/>
               </w:rPr>
               <w:t>特异度</w:t>
             </w:r>
+            <w:proofErr w:type="spellEnd"/>
           </w:p>
         </w:tc>
         <w:tc>
@@ -7538,12 +7675,14 @@
               <w:spacing w:after="60" w:line="264" w:lineRule="auto"/>
               <w:cnfStyle w:val="100000000000" w:firstRow="1" w:lastRow="0" w:firstColumn="0" w:lastColumn="0" w:oddVBand="0" w:evenVBand="0" w:oddHBand="0" w:evenHBand="0" w:firstRowFirstColumn="0" w:firstRowLastColumn="0" w:lastRowFirstColumn="0" w:lastRowLastColumn="0"/>
             </w:pPr>
+            <w:proofErr w:type="spellStart"/>
             <w:r>
               <w:rPr>
                 <w:sz w:val="18"/>
               </w:rPr>
               <w:t>平衡准确率</w:t>
             </w:r>
+            <w:proofErr w:type="spellEnd"/>
           </w:p>
         </w:tc>
       </w:tr>
@@ -7562,6 +7701,7 @@
               <w:pStyle w:val="OriginalNormal"/>
               <w:spacing w:after="60" w:line="264" w:lineRule="auto"/>
             </w:pPr>
+            <w:proofErr w:type="spellStart"/>
             <w:r>
               <w:rPr>
                 <w:sz w:val="18"/>
@@ -7574,6 +7714,7 @@
               </w:rPr>
               <w:t>CNN</w:t>
             </w:r>
+            <w:proofErr w:type="spellEnd"/>
           </w:p>
         </w:tc>
         <w:tc>
@@ -7923,8 +8064,13 @@
         </w:rPr>
         <w:t>同时兼顾二者；若未来针对漏检调整阈值，应仅在开发数据上确定，并另设新的独立评估数据。</w:t>
       </w:r>
-      <w:r>
-        <w:t>本文未根据保留评估结果回调阈值。</w:t>
+      <w:proofErr w:type="spellStart"/>
+      <w:r>
+        <w:t>本文未根据保留评估结果回调阈值</w:t>
+      </w:r>
+      <w:proofErr w:type="spellEnd"/>
+      <w:r>
+        <w:t>。</w:t>
       </w:r>
     </w:p>
     <w:tbl>
@@ -7955,12 +8101,14 @@
               <w:pStyle w:val="OriginalNormal"/>
               <w:spacing w:after="60" w:line="264" w:lineRule="auto"/>
             </w:pPr>
+            <w:proofErr w:type="spellStart"/>
             <w:r>
               <w:rPr>
                 <w:sz w:val="18"/>
               </w:rPr>
               <w:t>部位</w:t>
             </w:r>
+            <w:proofErr w:type="spellEnd"/>
           </w:p>
         </w:tc>
         <w:tc>
@@ -7973,6 +8121,7 @@
               <w:spacing w:after="60" w:line="264" w:lineRule="auto"/>
               <w:cnfStyle w:val="100000000000" w:firstRow="1" w:lastRow="0" w:firstColumn="0" w:lastColumn="0" w:oddVBand="0" w:evenVBand="0" w:oddHBand="0" w:evenHBand="0" w:firstRowFirstColumn="0" w:firstRowLastColumn="0" w:lastRowFirstColumn="0" w:lastRowLastColumn="0"/>
             </w:pPr>
+            <w:proofErr w:type="spellStart"/>
             <w:r>
               <w:rPr>
                 <w:sz w:val="18"/>
@@ -7983,7 +8132,14 @@
               <w:rPr>
                 <w:sz w:val="18"/>
               </w:rPr>
-              <w:t>CNN AUC</w:t>
+              <w:t>CNN</w:t>
+            </w:r>
+            <w:proofErr w:type="spellEnd"/>
+            <w:r>
+              <w:rPr>
+                <w:sz w:val="18"/>
+              </w:rPr>
+              <w:t xml:space="preserve"> AUC</w:t>
             </w:r>
           </w:p>
         </w:tc>
@@ -7997,6 +8153,7 @@
               <w:spacing w:after="60" w:line="264" w:lineRule="auto"/>
               <w:cnfStyle w:val="100000000000" w:firstRow="1" w:lastRow="0" w:firstColumn="0" w:lastColumn="0" w:oddVBand="0" w:evenVBand="0" w:oddHBand="0" w:evenHBand="0" w:firstRowFirstColumn="0" w:firstRowLastColumn="0" w:lastRowFirstColumn="0" w:lastRowLastColumn="0"/>
             </w:pPr>
+            <w:proofErr w:type="spellStart"/>
             <w:r>
               <w:rPr>
                 <w:sz w:val="18"/>
@@ -8015,6 +8172,7 @@
               </w:rPr>
               <w:t>AUC</w:t>
             </w:r>
+            <w:proofErr w:type="spellEnd"/>
           </w:p>
         </w:tc>
         <w:tc>
@@ -8027,6 +8185,7 @@
               <w:spacing w:after="60" w:line="264" w:lineRule="auto"/>
               <w:cnfStyle w:val="100000000000" w:firstRow="1" w:lastRow="0" w:firstColumn="0" w:lastColumn="0" w:oddVBand="0" w:evenVBand="0" w:oddHBand="0" w:evenHBand="0" w:firstRowFirstColumn="0" w:firstRowLastColumn="0" w:lastRowFirstColumn="0" w:lastRowLastColumn="0"/>
             </w:pPr>
+            <w:proofErr w:type="spellStart"/>
             <w:r>
               <w:rPr>
                 <w:sz w:val="18"/>
@@ -8039,6 +8198,7 @@
               </w:rPr>
               <w:t>AUC</w:t>
             </w:r>
+            <w:proofErr w:type="spellEnd"/>
           </w:p>
         </w:tc>
       </w:tr>
@@ -8787,6 +8947,7 @@
           <w:lang w:eastAsia="zh-CN"/>
         </w:rPr>
       </w:pPr>
+      <w:proofErr w:type="spellStart"/>
       <w:r>
         <w:t>课程本地文件仅提供</w:t>
       </w:r>
@@ -8803,13 +8964,33 @@
         <w:t>及掩膜，因此补充使用</w:t>
       </w:r>
       <w:r>
-        <w:t>Dhafer Honi</w:t>
+        <w:t>Dhafer</w:t>
+      </w:r>
+      <w:proofErr w:type="spellEnd"/>
+      <w:r>
+        <w:t xml:space="preserve"> </w:t>
+      </w:r>
+      <w:proofErr w:type="spellStart"/>
+      <w:r>
+        <w:t>Honi</w:t>
       </w:r>
       <w:r>
         <w:t>发布的公开数据集</w:t>
       </w:r>
       <w:r>
-        <w:t>parotid gland tumours dataset</w:t>
+        <w:t>parotid</w:t>
+      </w:r>
+      <w:proofErr w:type="spellEnd"/>
+      <w:r>
+        <w:t xml:space="preserve"> gland </w:t>
+      </w:r>
+      <w:proofErr w:type="spellStart"/>
+      <w:r>
+        <w:t>tumours</w:t>
+      </w:r>
+      <w:proofErr w:type="spellEnd"/>
+      <w:r>
+        <w:t xml:space="preserve"> dataset</w:t>
       </w:r>
       <w:r>
         <w:t>，版本</w:t>
@@ -9017,12 +9198,14 @@
               <w:pStyle w:val="OriginalNormal"/>
               <w:spacing w:after="60" w:line="264" w:lineRule="auto"/>
             </w:pPr>
+            <w:proofErr w:type="spellStart"/>
             <w:r>
               <w:rPr>
                 <w:sz w:val="18"/>
               </w:rPr>
               <w:t>审计项目</w:t>
             </w:r>
+            <w:proofErr w:type="spellEnd"/>
           </w:p>
         </w:tc>
         <w:tc>
@@ -9035,12 +9218,14 @@
               <w:spacing w:after="60" w:line="264" w:lineRule="auto"/>
               <w:cnfStyle w:val="100000000000" w:firstRow="1" w:lastRow="0" w:firstColumn="0" w:lastColumn="0" w:oddVBand="0" w:evenVBand="0" w:oddHBand="0" w:evenHBand="0" w:firstRowFirstColumn="0" w:firstRowLastColumn="0" w:lastRowFirstColumn="0" w:lastRowLastColumn="0"/>
             </w:pPr>
+            <w:proofErr w:type="spellStart"/>
             <w:r>
               <w:rPr>
                 <w:sz w:val="18"/>
               </w:rPr>
               <w:t>数量／处理</w:t>
             </w:r>
+            <w:proofErr w:type="spellEnd"/>
           </w:p>
         </w:tc>
       </w:tr>
@@ -9059,24 +9244,28 @@
               <w:pStyle w:val="OriginalNormal"/>
               <w:spacing w:after="60" w:line="264" w:lineRule="auto"/>
             </w:pPr>
+            <w:proofErr w:type="spellStart"/>
             <w:r>
               <w:rPr>
                 <w:sz w:val="18"/>
               </w:rPr>
               <w:t>原始图像</w:t>
             </w:r>
+            <w:proofErr w:type="spellEnd"/>
             <w:r>
               <w:rPr>
                 <w:sz w:val="18"/>
               </w:rPr>
               <w:t>—</w:t>
             </w:r>
+            <w:proofErr w:type="spellStart"/>
             <w:r>
               <w:rPr>
                 <w:sz w:val="18"/>
               </w:rPr>
               <w:t>掩膜对</w:t>
             </w:r>
+            <w:proofErr w:type="spellEnd"/>
           </w:p>
         </w:tc>
         <w:tc>
@@ -9203,12 +9392,14 @@
               <w:pStyle w:val="OriginalNormal"/>
               <w:spacing w:after="60" w:line="264" w:lineRule="auto"/>
             </w:pPr>
+            <w:proofErr w:type="spellStart"/>
             <w:r>
               <w:rPr>
                 <w:sz w:val="18"/>
               </w:rPr>
               <w:t>最终保留</w:t>
             </w:r>
+            <w:proofErr w:type="spellEnd"/>
           </w:p>
         </w:tc>
         <w:tc>
@@ -9749,12 +9940,14 @@
               <w:pStyle w:val="OriginalNormal"/>
               <w:spacing w:after="60" w:line="264" w:lineRule="auto"/>
             </w:pPr>
+            <w:proofErr w:type="spellStart"/>
             <w:r>
               <w:rPr>
                 <w:sz w:val="18"/>
               </w:rPr>
               <w:t>集合</w:t>
             </w:r>
+            <w:proofErr w:type="spellEnd"/>
           </w:p>
         </w:tc>
         <w:tc>
@@ -9767,12 +9960,14 @@
               <w:spacing w:after="60" w:line="264" w:lineRule="auto"/>
               <w:cnfStyle w:val="100000000000" w:firstRow="1" w:lastRow="0" w:firstColumn="0" w:lastColumn="0" w:oddVBand="0" w:evenVBand="0" w:oddHBand="0" w:evenHBand="0" w:firstRowFirstColumn="0" w:firstRowLastColumn="0" w:lastRowFirstColumn="0" w:lastRowLastColumn="0"/>
             </w:pPr>
+            <w:proofErr w:type="spellStart"/>
             <w:r>
               <w:rPr>
                 <w:sz w:val="18"/>
               </w:rPr>
               <w:t>切片</w:t>
             </w:r>
+            <w:proofErr w:type="spellEnd"/>
           </w:p>
         </w:tc>
         <w:tc>
@@ -9785,12 +9980,14 @@
               <w:spacing w:after="60" w:line="264" w:lineRule="auto"/>
               <w:cnfStyle w:val="100000000000" w:firstRow="1" w:lastRow="0" w:firstColumn="0" w:lastColumn="0" w:oddVBand="0" w:evenVBand="0" w:oddHBand="0" w:evenHBand="0" w:firstRowFirstColumn="0" w:firstRowLastColumn="0" w:lastRowFirstColumn="0" w:lastRowLastColumn="0"/>
             </w:pPr>
+            <w:proofErr w:type="spellStart"/>
             <w:r>
               <w:rPr>
                 <w:sz w:val="18"/>
               </w:rPr>
               <w:t>病例组</w:t>
             </w:r>
+            <w:proofErr w:type="spellEnd"/>
           </w:p>
         </w:tc>
         <w:tc>
@@ -9803,12 +10000,14 @@
               <w:spacing w:after="60" w:line="264" w:lineRule="auto"/>
               <w:cnfStyle w:val="100000000000" w:firstRow="1" w:lastRow="0" w:firstColumn="0" w:lastColumn="0" w:oddVBand="0" w:evenVBand="0" w:oddHBand="0" w:evenHBand="0" w:firstRowFirstColumn="0" w:firstRowLastColumn="0" w:lastRowFirstColumn="0" w:lastRowLastColumn="0"/>
             </w:pPr>
+            <w:proofErr w:type="spellStart"/>
             <w:r>
               <w:rPr>
                 <w:sz w:val="18"/>
               </w:rPr>
               <w:t>肿瘤阳性切片</w:t>
             </w:r>
+            <w:proofErr w:type="spellEnd"/>
           </w:p>
         </w:tc>
         <w:tc>
@@ -9821,12 +10020,14 @@
               <w:spacing w:after="60" w:line="264" w:lineRule="auto"/>
               <w:cnfStyle w:val="100000000000" w:firstRow="1" w:lastRow="0" w:firstColumn="0" w:lastColumn="0" w:oddVBand="0" w:evenVBand="0" w:oddHBand="0" w:evenHBand="0" w:firstRowFirstColumn="0" w:firstRowLastColumn="0" w:lastRowFirstColumn="0" w:lastRowLastColumn="0"/>
             </w:pPr>
+            <w:proofErr w:type="spellStart"/>
             <w:r>
               <w:rPr>
                 <w:sz w:val="18"/>
               </w:rPr>
               <w:t>空肿瘤掩膜</w:t>
             </w:r>
+            <w:proofErr w:type="spellEnd"/>
           </w:p>
         </w:tc>
       </w:tr>
@@ -9845,12 +10046,14 @@
               <w:pStyle w:val="OriginalNormal"/>
               <w:spacing w:after="60" w:line="264" w:lineRule="auto"/>
             </w:pPr>
+            <w:proofErr w:type="spellStart"/>
             <w:r>
               <w:rPr>
                 <w:sz w:val="18"/>
               </w:rPr>
               <w:t>训练</w:t>
             </w:r>
+            <w:proofErr w:type="spellEnd"/>
           </w:p>
         </w:tc>
         <w:tc>
@@ -9940,12 +10143,14 @@
               <w:pStyle w:val="OriginalNormal"/>
               <w:spacing w:after="60" w:line="264" w:lineRule="auto"/>
             </w:pPr>
+            <w:proofErr w:type="spellStart"/>
             <w:r>
               <w:rPr>
                 <w:sz w:val="18"/>
               </w:rPr>
               <w:t>验证</w:t>
             </w:r>
+            <w:proofErr w:type="spellEnd"/>
           </w:p>
         </w:tc>
         <w:tc>
@@ -10036,12 +10241,14 @@
               <w:pStyle w:val="OriginalNormal"/>
               <w:spacing w:after="60" w:line="264" w:lineRule="auto"/>
             </w:pPr>
+            <w:proofErr w:type="spellStart"/>
             <w:r>
               <w:rPr>
                 <w:sz w:val="18"/>
               </w:rPr>
               <w:t>测试</w:t>
             </w:r>
+            <w:proofErr w:type="spellEnd"/>
           </w:p>
         </w:tc>
         <w:tc>
@@ -10209,6 +10416,9 @@
     <w:p>
       <w:pPr>
         <w:pStyle w:val="OriginalNormal"/>
+        <w:rPr>
+          <w:lang w:eastAsia="zh-CN"/>
+        </w:rPr>
       </w:pPr>
       <w:r>
         <w:rPr>
@@ -10276,12 +10486,14 @@
         </w:rPr>
         <w:t>和</w:t>
       </w:r>
+      <w:proofErr w:type="spellStart"/>
       <w:r>
         <w:rPr>
           <w:lang w:eastAsia="zh-CN"/>
         </w:rPr>
         <w:t>ReLU</w:t>
       </w:r>
+      <w:proofErr w:type="spellEnd"/>
       <w:r>
         <w:rPr>
           <w:lang w:eastAsia="zh-CN"/>
@@ -10301,15 +10513,27 @@
         <w:t>把同尺度编码特征拼接至解码器，以保留局部空间信息。</w:t>
       </w:r>
       <w:r>
+        <w:rPr>
+          <w:lang w:eastAsia="zh-CN"/>
+        </w:rPr>
         <w:t>[4]</w:t>
       </w:r>
       <w:r>
+        <w:rPr>
+          <w:lang w:eastAsia="zh-CN"/>
+        </w:rPr>
         <w:t>两模型输出</w:t>
       </w:r>
       <w:r>
+        <w:rPr>
+          <w:lang w:eastAsia="zh-CN"/>
+        </w:rPr>
         <w:t>1×192×192</w:t>
       </w:r>
       <w:r>
+        <w:rPr>
+          <w:lang w:eastAsia="zh-CN"/>
+        </w:rPr>
         <w:t>的肿瘤概率图。</w:t>
       </w:r>
     </w:p>
@@ -10340,12 +10564,14 @@
               <w:pStyle w:val="OriginalNormal"/>
               <w:spacing w:after="60" w:line="264" w:lineRule="auto"/>
             </w:pPr>
+            <w:proofErr w:type="spellStart"/>
             <w:r>
               <w:rPr>
                 <w:sz w:val="18"/>
               </w:rPr>
               <w:t>模型</w:t>
             </w:r>
+            <w:proofErr w:type="spellEnd"/>
           </w:p>
         </w:tc>
         <w:tc>
@@ -10358,12 +10584,14 @@
               <w:spacing w:after="60" w:line="264" w:lineRule="auto"/>
               <w:cnfStyle w:val="100000000000" w:firstRow="1" w:lastRow="0" w:firstColumn="0" w:lastColumn="0" w:oddVBand="0" w:evenVBand="0" w:oddHBand="0" w:evenHBand="0" w:firstRowFirstColumn="0" w:firstRowLastColumn="0" w:lastRowFirstColumn="0" w:lastRowLastColumn="0"/>
             </w:pPr>
+            <w:proofErr w:type="spellStart"/>
             <w:r>
               <w:rPr>
                 <w:sz w:val="18"/>
               </w:rPr>
               <w:t>参数量</w:t>
             </w:r>
+            <w:proofErr w:type="spellEnd"/>
           </w:p>
         </w:tc>
         <w:tc>
@@ -10376,12 +10604,14 @@
               <w:spacing w:after="60" w:line="264" w:lineRule="auto"/>
               <w:cnfStyle w:val="100000000000" w:firstRow="1" w:lastRow="0" w:firstColumn="0" w:lastColumn="0" w:oddVBand="0" w:evenVBand="0" w:oddHBand="0" w:evenHBand="0" w:firstRowFirstColumn="0" w:firstRowLastColumn="0" w:lastRowFirstColumn="0" w:lastRowLastColumn="0"/>
             </w:pPr>
+            <w:proofErr w:type="spellStart"/>
             <w:r>
               <w:rPr>
                 <w:sz w:val="18"/>
               </w:rPr>
               <w:t>训练设置</w:t>
             </w:r>
+            <w:proofErr w:type="spellEnd"/>
           </w:p>
         </w:tc>
       </w:tr>
@@ -10400,24 +10630,28 @@
               <w:pStyle w:val="OriginalNormal"/>
               <w:spacing w:after="60" w:line="264" w:lineRule="auto"/>
             </w:pPr>
+            <w:proofErr w:type="spellStart"/>
             <w:r>
               <w:rPr>
                 <w:sz w:val="18"/>
               </w:rPr>
               <w:t>基础编码器</w:t>
             </w:r>
+            <w:proofErr w:type="spellEnd"/>
             <w:r>
               <w:rPr>
                 <w:sz w:val="18"/>
               </w:rPr>
               <w:t>—</w:t>
             </w:r>
+            <w:proofErr w:type="spellStart"/>
             <w:r>
               <w:rPr>
                 <w:sz w:val="18"/>
               </w:rPr>
               <w:t>解码器</w:t>
             </w:r>
+            <w:proofErr w:type="spellEnd"/>
           </w:p>
         </w:tc>
         <w:tc>
@@ -10855,12 +11089,14 @@
         </w:rPr>
         <w:t>，再由</w:t>
       </w:r>
+      <w:proofErr w:type="spellStart"/>
       <w:r>
         <w:rPr>
           <w:lang w:eastAsia="zh-CN"/>
         </w:rPr>
         <w:t>DoubleConv</w:t>
       </w:r>
+      <w:proofErr w:type="spellEnd"/>
       <w:r>
         <w:rPr>
           <w:lang w:eastAsia="zh-CN"/>
@@ -11162,12 +11398,14 @@
         </w:rPr>
         <w:t>与</w:t>
       </w:r>
+      <w:proofErr w:type="spellStart"/>
       <w:r>
         <w:rPr>
           <w:lang w:eastAsia="zh-CN"/>
         </w:rPr>
         <w:t>IoU</w:t>
       </w:r>
+      <w:proofErr w:type="spellEnd"/>
       <w:r>
         <w:rPr>
           <w:lang w:eastAsia="zh-CN"/>
@@ -11287,11 +11525,19 @@
               <w:pStyle w:val="OriginalNormal"/>
               <w:spacing w:after="60" w:line="264" w:lineRule="auto"/>
             </w:pPr>
-            <w:r>
-              <w:rPr>
-                <w:sz w:val="18"/>
-              </w:rPr>
-              <w:t>模型（三种子）</w:t>
+            <w:proofErr w:type="spellStart"/>
+            <w:r>
+              <w:rPr>
+                <w:sz w:val="18"/>
+              </w:rPr>
+              <w:t>模型（三种子</w:t>
+            </w:r>
+            <w:proofErr w:type="spellEnd"/>
+            <w:r>
+              <w:rPr>
+                <w:sz w:val="18"/>
+              </w:rPr>
+              <w:t>）</w:t>
             </w:r>
           </w:p>
         </w:tc>
@@ -11305,6 +11551,7 @@
               <w:spacing w:after="60" w:line="264" w:lineRule="auto"/>
               <w:cnfStyle w:val="100000000000" w:firstRow="1" w:lastRow="0" w:firstColumn="0" w:lastColumn="0" w:oddVBand="0" w:evenVBand="0" w:oddHBand="0" w:evenHBand="0" w:firstRowFirstColumn="0" w:firstRowLastColumn="0" w:lastRowFirstColumn="0" w:lastRowLastColumn="0"/>
             </w:pPr>
+            <w:proofErr w:type="spellStart"/>
             <w:r>
               <w:rPr>
                 <w:sz w:val="18"/>
@@ -11317,6 +11564,7 @@
               </w:rPr>
               <w:t>Dice</w:t>
             </w:r>
+            <w:proofErr w:type="spellEnd"/>
           </w:p>
         </w:tc>
         <w:tc>
@@ -11329,6 +11577,7 @@
               <w:spacing w:after="60" w:line="264" w:lineRule="auto"/>
               <w:cnfStyle w:val="100000000000" w:firstRow="1" w:lastRow="0" w:firstColumn="0" w:lastColumn="0" w:oddVBand="0" w:evenVBand="0" w:oddHBand="0" w:evenHBand="0" w:firstRowFirstColumn="0" w:firstRowLastColumn="0" w:lastRowFirstColumn="0" w:lastRowLastColumn="0"/>
             </w:pPr>
+            <w:proofErr w:type="spellStart"/>
             <w:r>
               <w:rPr>
                 <w:sz w:val="18"/>
@@ -11341,6 +11590,7 @@
               </w:rPr>
               <w:t>Dice</w:t>
             </w:r>
+            <w:proofErr w:type="spellEnd"/>
           </w:p>
         </w:tc>
         <w:tc>
@@ -11353,6 +11603,7 @@
               <w:spacing w:after="60" w:line="264" w:lineRule="auto"/>
               <w:cnfStyle w:val="100000000000" w:firstRow="1" w:lastRow="0" w:firstColumn="0" w:lastColumn="0" w:oddVBand="0" w:evenVBand="0" w:oddHBand="0" w:evenHBand="0" w:firstRowFirstColumn="0" w:firstRowLastColumn="0" w:lastRowFirstColumn="0" w:lastRowLastColumn="0"/>
             </w:pPr>
+            <w:proofErr w:type="spellStart"/>
             <w:r>
               <w:rPr>
                 <w:sz w:val="18"/>
@@ -11365,6 +11616,7 @@
               </w:rPr>
               <w:t>IoU</w:t>
             </w:r>
+            <w:proofErr w:type="spellEnd"/>
           </w:p>
         </w:tc>
       </w:tr>
@@ -11383,24 +11635,28 @@
               <w:pStyle w:val="OriginalNormal"/>
               <w:spacing w:after="60" w:line="264" w:lineRule="auto"/>
             </w:pPr>
+            <w:proofErr w:type="spellStart"/>
             <w:r>
               <w:rPr>
                 <w:sz w:val="18"/>
               </w:rPr>
               <w:t>基础编码器</w:t>
             </w:r>
+            <w:proofErr w:type="spellEnd"/>
             <w:r>
               <w:rPr>
                 <w:sz w:val="18"/>
               </w:rPr>
               <w:t>—</w:t>
             </w:r>
+            <w:proofErr w:type="spellStart"/>
             <w:r>
               <w:rPr>
                 <w:sz w:val="18"/>
               </w:rPr>
               <w:t>解码器</w:t>
             </w:r>
+            <w:proofErr w:type="spellEnd"/>
           </w:p>
         </w:tc>
         <w:tc>
@@ -11748,6 +12004,7 @@
               <w:spacing w:after="60" w:line="264" w:lineRule="auto"/>
               <w:cnfStyle w:val="100000000000" w:firstRow="1" w:lastRow="0" w:firstColumn="0" w:lastColumn="0" w:oddVBand="0" w:evenVBand="0" w:oddHBand="0" w:evenHBand="0" w:firstRowFirstColumn="0" w:firstRowLastColumn="0" w:lastRowFirstColumn="0" w:lastRowLastColumn="0"/>
             </w:pPr>
+            <w:proofErr w:type="spellStart"/>
             <w:r>
               <w:rPr>
                 <w:sz w:val="18"/>
@@ -11760,6 +12017,7 @@
               </w:rPr>
               <w:t>Dice</w:t>
             </w:r>
+            <w:proofErr w:type="spellEnd"/>
           </w:p>
         </w:tc>
         <w:tc>
@@ -11772,12 +12030,14 @@
               <w:spacing w:after="60" w:line="264" w:lineRule="auto"/>
               <w:cnfStyle w:val="100000000000" w:firstRow="1" w:lastRow="0" w:firstColumn="0" w:lastColumn="0" w:oddVBand="0" w:evenVBand="0" w:oddHBand="0" w:evenHBand="0" w:firstRowFirstColumn="0" w:firstRowLastColumn="0" w:lastRowFirstColumn="0" w:lastRowLastColumn="0"/>
             </w:pPr>
+            <w:proofErr w:type="spellStart"/>
             <w:r>
               <w:rPr>
                 <w:sz w:val="18"/>
               </w:rPr>
               <w:t>空掩膜正确率</w:t>
             </w:r>
+            <w:proofErr w:type="spellEnd"/>
           </w:p>
         </w:tc>
         <w:tc>
@@ -11790,6 +12050,7 @@
               <w:spacing w:after="60" w:line="264" w:lineRule="auto"/>
               <w:cnfStyle w:val="100000000000" w:firstRow="1" w:lastRow="0" w:firstColumn="0" w:lastColumn="0" w:oddVBand="0" w:evenVBand="0" w:oddHBand="0" w:evenHBand="0" w:firstRowFirstColumn="0" w:firstRowLastColumn="0" w:lastRowFirstColumn="0" w:lastRowLastColumn="0"/>
             </w:pPr>
+            <w:proofErr w:type="spellStart"/>
             <w:r>
               <w:rPr>
                 <w:sz w:val="18"/>
@@ -11800,7 +12061,14 @@
               <w:rPr>
                 <w:sz w:val="18"/>
               </w:rPr>
-              <w:t>Dice 95%</w:t>
+              <w:t>Dice</w:t>
+            </w:r>
+            <w:proofErr w:type="spellEnd"/>
+            <w:r>
+              <w:rPr>
+                <w:sz w:val="18"/>
+              </w:rPr>
+              <w:t xml:space="preserve"> 95%</w:t>
             </w:r>
             <w:r>
               <w:rPr>
@@ -11826,24 +12094,28 @@
               <w:pStyle w:val="OriginalNormal"/>
               <w:spacing w:after="60" w:line="264" w:lineRule="auto"/>
             </w:pPr>
+            <w:proofErr w:type="spellStart"/>
             <w:r>
               <w:rPr>
                 <w:sz w:val="18"/>
               </w:rPr>
               <w:t>基础编码器</w:t>
             </w:r>
+            <w:proofErr w:type="spellEnd"/>
             <w:r>
               <w:rPr>
                 <w:sz w:val="18"/>
               </w:rPr>
               <w:t>—</w:t>
             </w:r>
+            <w:proofErr w:type="spellStart"/>
             <w:r>
               <w:rPr>
                 <w:sz w:val="18"/>
               </w:rPr>
               <w:t>解码器</w:t>
             </w:r>
+            <w:proofErr w:type="spellEnd"/>
           </w:p>
         </w:tc>
         <w:tc>
@@ -12058,12 +12330,14 @@
         </w:rPr>
         <w:t>缺少一致的像素间距与可靠体积映射，故本实验不报告毫米级</w:t>
       </w:r>
+      <w:proofErr w:type="spellStart"/>
       <w:r>
         <w:rPr>
           <w:lang w:eastAsia="zh-CN"/>
         </w:rPr>
         <w:t>Hausdorff</w:t>
       </w:r>
+      <w:proofErr w:type="spellEnd"/>
       <w:r>
         <w:rPr>
           <w:lang w:eastAsia="zh-CN"/>
@@ -12425,6 +12699,7 @@
       <w:pPr>
         <w:pStyle w:val="OriginalNormal"/>
       </w:pPr>
+      <w:proofErr w:type="spellStart"/>
       <w:r>
         <w:t>项目使用</w:t>
       </w:r>
@@ -12435,7 +12710,11 @@
         <w:t>管理依赖，</w:t>
       </w:r>
       <w:r>
-        <w:t>uv sync --locked</w:t>
+        <w:t>uv</w:t>
+      </w:r>
+      <w:proofErr w:type="spellEnd"/>
+      <w:r>
+        <w:t xml:space="preserve"> sync --locked</w:t>
       </w:r>
       <w:r>
         <w:t>恢复锁定环境。</w:t>
@@ -12494,12 +12773,14 @@
         </w:rPr>
         <w:t>可加载最佳模型，对新图像输出异常概率或肿瘤掩膜与叠加图。</w:t>
       </w:r>
+      <w:proofErr w:type="spellStart"/>
       <w:r>
         <w:t>完整命令见</w:t>
       </w:r>
       <w:r>
         <w:t>README</w:t>
       </w:r>
+      <w:proofErr w:type="spellEnd"/>
       <w:r>
         <w:t>。</w:t>
       </w:r>
@@ -12530,12 +12811,14 @@
               <w:pStyle w:val="OriginalNormal"/>
               <w:spacing w:after="60" w:line="264" w:lineRule="auto"/>
             </w:pPr>
+            <w:proofErr w:type="spellStart"/>
             <w:r>
               <w:rPr>
                 <w:sz w:val="18"/>
               </w:rPr>
               <w:t>交付内容</w:t>
             </w:r>
+            <w:proofErr w:type="spellEnd"/>
           </w:p>
         </w:tc>
         <w:tc>
@@ -12548,12 +12831,14 @@
               <w:spacing w:after="60" w:line="264" w:lineRule="auto"/>
               <w:cnfStyle w:val="100000000000" w:firstRow="1" w:lastRow="0" w:firstColumn="0" w:lastColumn="0" w:oddVBand="0" w:evenVBand="0" w:oddHBand="0" w:evenHBand="0" w:firstRowFirstColumn="0" w:firstRowLastColumn="0" w:lastRowFirstColumn="0" w:lastRowLastColumn="0"/>
             </w:pPr>
+            <w:proofErr w:type="spellStart"/>
             <w:r>
               <w:rPr>
                 <w:sz w:val="18"/>
               </w:rPr>
               <w:t>文件／目录</w:t>
             </w:r>
+            <w:proofErr w:type="spellEnd"/>
           </w:p>
         </w:tc>
       </w:tr>
@@ -12572,12 +12857,14 @@
               <w:pStyle w:val="OriginalNormal"/>
               <w:spacing w:after="60" w:line="264" w:lineRule="auto"/>
             </w:pPr>
+            <w:proofErr w:type="spellStart"/>
             <w:r>
               <w:rPr>
                 <w:sz w:val="18"/>
               </w:rPr>
               <w:t>实验报告</w:t>
             </w:r>
+            <w:proofErr w:type="spellEnd"/>
           </w:p>
         </w:tc>
         <w:tc>
@@ -12596,6 +12883,7 @@
               </w:rPr>
               <w:t>reports/</w:t>
             </w:r>
+            <w:proofErr w:type="spellStart"/>
             <w:r>
               <w:rPr>
                 <w:sz w:val="18"/>
@@ -12614,6 +12902,7 @@
               </w:rPr>
               <w:t>实验四</w:t>
             </w:r>
+            <w:proofErr w:type="spellEnd"/>
             <w:r>
               <w:rPr>
                 <w:sz w:val="18"/>
@@ -12673,12 +12962,14 @@
               <w:pStyle w:val="OriginalNormal"/>
               <w:spacing w:after="60" w:line="264" w:lineRule="auto"/>
             </w:pPr>
+            <w:proofErr w:type="spellStart"/>
             <w:r>
               <w:rPr>
                 <w:sz w:val="18"/>
               </w:rPr>
               <w:t>代码与依赖</w:t>
             </w:r>
+            <w:proofErr w:type="spellEnd"/>
           </w:p>
         </w:tc>
         <w:tc>
@@ -12691,11 +12982,19 @@
               <w:spacing w:after="60" w:line="264" w:lineRule="auto"/>
               <w:cnfStyle w:val="000000000000" w:firstRow="0" w:lastRow="0" w:firstColumn="0" w:lastColumn="0" w:oddVBand="0" w:evenVBand="0" w:oddHBand="0" w:evenHBand="0" w:firstRowFirstColumn="0" w:firstRowLastColumn="0" w:lastRowFirstColumn="0" w:lastRowLastColumn="0"/>
             </w:pPr>
-            <w:r>
-              <w:rPr>
-                <w:sz w:val="18"/>
-              </w:rPr>
-              <w:t>src/</w:t>
+            <w:proofErr w:type="spellStart"/>
+            <w:r>
+              <w:rPr>
+                <w:sz w:val="18"/>
+              </w:rPr>
+              <w:t>src</w:t>
+            </w:r>
+            <w:proofErr w:type="spellEnd"/>
+            <w:r>
+              <w:rPr>
+                <w:sz w:val="18"/>
+              </w:rPr>
+              <w:t>/</w:t>
             </w:r>
             <w:r>
               <w:rPr>
@@ -12715,6 +13014,7 @@
               </w:rPr>
               <w:t>、</w:t>
             </w:r>
+            <w:proofErr w:type="spellStart"/>
             <w:r>
               <w:rPr>
                 <w:sz w:val="18"/>
@@ -12733,6 +13033,7 @@
               </w:rPr>
               <w:t>uv.lock</w:t>
             </w:r>
+            <w:proofErr w:type="spellEnd"/>
           </w:p>
         </w:tc>
       </w:tr>
@@ -12751,12 +13052,14 @@
               <w:pStyle w:val="OriginalNormal"/>
               <w:spacing w:after="60" w:line="264" w:lineRule="auto"/>
             </w:pPr>
+            <w:proofErr w:type="spellStart"/>
             <w:r>
               <w:rPr>
                 <w:sz w:val="18"/>
               </w:rPr>
               <w:t>训练与模型</w:t>
             </w:r>
+            <w:proofErr w:type="spellEnd"/>
           </w:p>
         </w:tc>
         <w:tc>
@@ -12816,12 +13119,14 @@
               <w:pStyle w:val="OriginalNormal"/>
               <w:spacing w:after="60" w:line="264" w:lineRule="auto"/>
             </w:pPr>
+            <w:proofErr w:type="spellStart"/>
             <w:r>
               <w:rPr>
                 <w:sz w:val="18"/>
               </w:rPr>
               <w:t>划分与审计</w:t>
             </w:r>
+            <w:proofErr w:type="spellEnd"/>
           </w:p>
         </w:tc>
         <w:tc>
@@ -12882,12 +13187,14 @@
               <w:pStyle w:val="OriginalNormal"/>
               <w:spacing w:after="60" w:line="264" w:lineRule="auto"/>
             </w:pPr>
+            <w:proofErr w:type="spellStart"/>
             <w:r>
               <w:rPr>
                 <w:sz w:val="18"/>
               </w:rPr>
               <w:t>汇总与原始预测</w:t>
             </w:r>
+            <w:proofErr w:type="spellEnd"/>
           </w:p>
         </w:tc>
         <w:tc>
@@ -12935,12 +13242,14 @@
               <w:pStyle w:val="OriginalNormal"/>
               <w:spacing w:after="60" w:line="264" w:lineRule="auto"/>
             </w:pPr>
+            <w:proofErr w:type="spellStart"/>
             <w:r>
               <w:rPr>
                 <w:sz w:val="18"/>
               </w:rPr>
               <w:t>结果查看</w:t>
             </w:r>
+            <w:proofErr w:type="spellEnd"/>
           </w:p>
         </w:tc>
         <w:tc>
@@ -12957,13 +13266,27 @@
               <w:rPr>
                 <w:sz w:val="18"/>
               </w:rPr>
-              <w:t>reports/viewer.html</w:t>
-            </w:r>
-            <w:r>
-              <w:rPr>
-                <w:sz w:val="18"/>
-              </w:rPr>
-              <w:t>（本地交互页面）</w:t>
+              <w:t>reports/</w:t>
+            </w:r>
+            <w:proofErr w:type="spellStart"/>
+            <w:r>
+              <w:rPr>
+                <w:sz w:val="18"/>
+              </w:rPr>
+              <w:t>viewer.html</w:t>
+            </w:r>
+            <w:r>
+              <w:rPr>
+                <w:sz w:val="18"/>
+              </w:rPr>
+              <w:t>（本地交互页面</w:t>
+            </w:r>
+            <w:proofErr w:type="spellEnd"/>
+            <w:r>
+              <w:rPr>
+                <w:sz w:val="18"/>
+              </w:rPr>
+              <w:t>）</w:t>
             </w:r>
           </w:p>
         </w:tc>
@@ -13054,17 +13377,27 @@
       <w:pPr>
         <w:pStyle w:val="Originalheading1"/>
       </w:pPr>
+      <w:proofErr w:type="spellStart"/>
       <w:r>
         <w:lastRenderedPageBreak/>
-        <w:t>参考资料与结果索引</w:t>
-      </w:r>
+        <w:t>参考资料</w:t>
+      </w:r>
+      <w:proofErr w:type="spellEnd"/>
     </w:p>
     <w:p>
       <w:pPr>
         <w:pStyle w:val="OriginalNormal"/>
       </w:pPr>
       <w:r>
-        <w:t>[1] Rajpurkar P, Irvin J, et al. MURA: Large Dataset for Abnormality Detection in Musculoskeletal Radiographs. 2017.</w:t>
+        <w:t xml:space="preserve">[1] </w:t>
+      </w:r>
+      <w:proofErr w:type="spellStart"/>
+      <w:r>
+        <w:t>Rajpurkar</w:t>
+      </w:r>
+      <w:proofErr w:type="spellEnd"/>
+      <w:r>
+        <w:t xml:space="preserve"> P, Irvin J, et al. MURA: Large Dataset for Abnormality Detection in Musculoskeletal Radiographs. 2017.</w:t>
       </w:r>
     </w:p>
     <w:p>
@@ -13124,7 +13457,15 @@
         <w:pStyle w:val="OriginalNormal"/>
       </w:pPr>
       <w:r>
-        <w:t>[3] Honi D. parotid gland tumours dataset. Version 1. Mendeley Data, 2026. CC BY 4.0.</w:t>
+        <w:t xml:space="preserve">[3] Honi D. parotid gland </w:t>
+      </w:r>
+      <w:proofErr w:type="spellStart"/>
+      <w:r>
+        <w:t>tumours</w:t>
+      </w:r>
+      <w:proofErr w:type="spellEnd"/>
+      <w:r>
+        <w:t xml:space="preserve"> dataset. Version 1. Mendeley Data, 2026. CC BY 4.0.</w:t>
       </w:r>
     </w:p>
     <w:p>
@@ -13140,7 +13481,15 @@
         <w:pStyle w:val="OriginalNormal"/>
       </w:pPr>
       <w:r>
-        <w:t>[4] Ronneberger O, Fischer P, Brox T. U-Net: Convolutional Networks for Biomedical Image Segmentation. 2015.</w:t>
+        <w:t xml:space="preserve">[4] </w:t>
+      </w:r>
+      <w:proofErr w:type="spellStart"/>
+      <w:r>
+        <w:t>Ronneberger</w:t>
+      </w:r>
+      <w:proofErr w:type="spellEnd"/>
+      <w:r>
+        <w:t xml:space="preserve"> O, Fischer P, Brox T. U-Net: Convolutional Networks for Biomedical Image Segmentation. 2015.</w:t>
       </w:r>
     </w:p>
     <w:p>
@@ -13156,7 +13505,11 @@
         <w:pStyle w:val="OriginalNormal"/>
       </w:pPr>
       <w:r>
-        <w:t>[5] PyTorch</w:t>
+        <w:t xml:space="preserve">[5] </w:t>
+      </w:r>
+      <w:proofErr w:type="spellStart"/>
+      <w:r>
+        <w:t>PyTorch</w:t>
       </w:r>
       <w:r>
         <w:t>官方</w:t>
@@ -13180,8 +13533,17 @@
         <w:t>、自动混合精度及</w:t>
       </w:r>
       <w:r>
-        <w:t>torchvision ResNet</w:t>
-      </w:r>
+        <w:t>torchvision</w:t>
+      </w:r>
+      <w:proofErr w:type="spellEnd"/>
+      <w:r>
+        <w:t xml:space="preserve"> </w:t>
+      </w:r>
+      <w:proofErr w:type="spellStart"/>
+      <w:r>
+        <w:t>ResNet</w:t>
+      </w:r>
+      <w:proofErr w:type="spellEnd"/>
       <w:r>
         <w:t>。</w:t>
       </w:r>
@@ -13196,11 +13558,23 @@
     </w:p>
     <w:p>
       <w:pPr>
+        <w:pStyle w:val="Originalheading1"/>
+      </w:pPr>
+      <w:proofErr w:type="spellStart"/>
+      <w:r>
+        <w:t>结果索引</w:t>
+      </w:r>
+      <w:proofErr w:type="spellEnd"/>
+    </w:p>
+    <w:p>
+      <w:pPr>
         <w:pStyle w:val="Originalheading2"/>
       </w:pPr>
+      <w:proofErr w:type="spellStart"/>
       <w:r>
         <w:t>逐次运行结果</w:t>
       </w:r>
+      <w:proofErr w:type="spellEnd"/>
     </w:p>
     <w:tbl>
       <w:tblPr>
@@ -13230,12 +13604,14 @@
               <w:pStyle w:val="OriginalNormal"/>
               <w:spacing w:after="60" w:line="264" w:lineRule="auto"/>
             </w:pPr>
+            <w:proofErr w:type="spellStart"/>
             <w:r>
               <w:rPr>
                 <w:sz w:val="18"/>
               </w:rPr>
               <w:t>分类模型</w:t>
             </w:r>
+            <w:proofErr w:type="spellEnd"/>
           </w:p>
         </w:tc>
         <w:tc>
@@ -13248,12 +13624,14 @@
               <w:spacing w:after="60" w:line="264" w:lineRule="auto"/>
               <w:cnfStyle w:val="100000000000" w:firstRow="1" w:lastRow="0" w:firstColumn="0" w:lastColumn="0" w:oddVBand="0" w:evenVBand="0" w:oddHBand="0" w:evenHBand="0" w:firstRowFirstColumn="0" w:firstRowLastColumn="0" w:lastRowFirstColumn="0" w:lastRowLastColumn="0"/>
             </w:pPr>
+            <w:proofErr w:type="spellStart"/>
             <w:r>
               <w:rPr>
                 <w:sz w:val="18"/>
               </w:rPr>
               <w:t>种子</w:t>
             </w:r>
+            <w:proofErr w:type="spellEnd"/>
           </w:p>
         </w:tc>
         <w:tc>
@@ -13266,12 +13644,14 @@
               <w:spacing w:after="60" w:line="264" w:lineRule="auto"/>
               <w:cnfStyle w:val="100000000000" w:firstRow="1" w:lastRow="0" w:firstColumn="0" w:lastColumn="0" w:oddVBand="0" w:evenVBand="0" w:oddHBand="0" w:evenHBand="0" w:firstRowFirstColumn="0" w:firstRowLastColumn="0" w:lastRowFirstColumn="0" w:lastRowLastColumn="0"/>
             </w:pPr>
+            <w:proofErr w:type="spellStart"/>
             <w:r>
               <w:rPr>
                 <w:sz w:val="18"/>
               </w:rPr>
               <w:t>最佳轮次</w:t>
             </w:r>
+            <w:proofErr w:type="spellEnd"/>
           </w:p>
         </w:tc>
         <w:tc>
@@ -13284,6 +13664,7 @@
               <w:spacing w:after="60" w:line="264" w:lineRule="auto"/>
               <w:cnfStyle w:val="100000000000" w:firstRow="1" w:lastRow="0" w:firstColumn="0" w:lastColumn="0" w:oddVBand="0" w:evenVBand="0" w:oddHBand="0" w:evenHBand="0" w:firstRowFirstColumn="0" w:firstRowLastColumn="0" w:lastRowFirstColumn="0" w:lastRowLastColumn="0"/>
             </w:pPr>
+            <w:proofErr w:type="spellStart"/>
             <w:r>
               <w:rPr>
                 <w:sz w:val="18"/>
@@ -13296,6 +13677,7 @@
               </w:rPr>
               <w:t>AUC</w:t>
             </w:r>
+            <w:proofErr w:type="spellEnd"/>
           </w:p>
         </w:tc>
       </w:tr>
@@ -13314,6 +13696,7 @@
               <w:pStyle w:val="OriginalNormal"/>
               <w:spacing w:after="60" w:line="264" w:lineRule="auto"/>
             </w:pPr>
+            <w:proofErr w:type="spellStart"/>
             <w:r>
               <w:rPr>
                 <w:sz w:val="18"/>
@@ -13326,6 +13709,7 @@
               </w:rPr>
               <w:t>CNN</w:t>
             </w:r>
+            <w:proofErr w:type="spellEnd"/>
           </w:p>
         </w:tc>
         <w:tc>
@@ -13397,6 +13781,7 @@
               <w:pStyle w:val="OriginalNormal"/>
               <w:spacing w:after="60" w:line="264" w:lineRule="auto"/>
             </w:pPr>
+            <w:proofErr w:type="spellStart"/>
             <w:r>
               <w:rPr>
                 <w:sz w:val="18"/>
@@ -13409,6 +13794,7 @@
               </w:rPr>
               <w:t>CNN</w:t>
             </w:r>
+            <w:proofErr w:type="spellEnd"/>
           </w:p>
         </w:tc>
         <w:tc>
@@ -13481,6 +13867,7 @@
               <w:pStyle w:val="OriginalNormal"/>
               <w:spacing w:after="60" w:line="264" w:lineRule="auto"/>
             </w:pPr>
+            <w:proofErr w:type="spellStart"/>
             <w:r>
               <w:rPr>
                 <w:sz w:val="18"/>
@@ -13493,6 +13880,7 @@
               </w:rPr>
               <w:t>CNN</w:t>
             </w:r>
+            <w:proofErr w:type="spellEnd"/>
           </w:p>
         </w:tc>
         <w:tc>
@@ -14116,12 +14504,14 @@
               <w:pStyle w:val="OriginalNormal"/>
               <w:spacing w:after="60" w:line="264" w:lineRule="auto"/>
             </w:pPr>
+            <w:proofErr w:type="spellStart"/>
             <w:r>
               <w:rPr>
                 <w:sz w:val="18"/>
               </w:rPr>
               <w:t>分割模型</w:t>
             </w:r>
+            <w:proofErr w:type="spellEnd"/>
           </w:p>
         </w:tc>
         <w:tc>
@@ -14134,12 +14524,14 @@
               <w:spacing w:after="60" w:line="264" w:lineRule="auto"/>
               <w:cnfStyle w:val="100000000000" w:firstRow="1" w:lastRow="0" w:firstColumn="0" w:lastColumn="0" w:oddVBand="0" w:evenVBand="0" w:oddHBand="0" w:evenHBand="0" w:firstRowFirstColumn="0" w:firstRowLastColumn="0" w:lastRowFirstColumn="0" w:lastRowLastColumn="0"/>
             </w:pPr>
+            <w:proofErr w:type="spellStart"/>
             <w:r>
               <w:rPr>
                 <w:sz w:val="18"/>
               </w:rPr>
               <w:t>种子</w:t>
             </w:r>
+            <w:proofErr w:type="spellEnd"/>
           </w:p>
         </w:tc>
         <w:tc>
@@ -14152,12 +14544,14 @@
               <w:spacing w:after="60" w:line="264" w:lineRule="auto"/>
               <w:cnfStyle w:val="100000000000" w:firstRow="1" w:lastRow="0" w:firstColumn="0" w:lastColumn="0" w:oddVBand="0" w:evenVBand="0" w:oddHBand="0" w:evenHBand="0" w:firstRowFirstColumn="0" w:firstRowLastColumn="0" w:lastRowFirstColumn="0" w:lastRowLastColumn="0"/>
             </w:pPr>
+            <w:proofErr w:type="spellStart"/>
             <w:r>
               <w:rPr>
                 <w:sz w:val="18"/>
               </w:rPr>
               <w:t>最佳轮次</w:t>
             </w:r>
+            <w:proofErr w:type="spellEnd"/>
           </w:p>
         </w:tc>
         <w:tc>
@@ -14170,6 +14564,7 @@
               <w:spacing w:after="60" w:line="264" w:lineRule="auto"/>
               <w:cnfStyle w:val="100000000000" w:firstRow="1" w:lastRow="0" w:firstColumn="0" w:lastColumn="0" w:oddVBand="0" w:evenVBand="0" w:oddHBand="0" w:evenHBand="0" w:firstRowFirstColumn="0" w:firstRowLastColumn="0" w:lastRowFirstColumn="0" w:lastRowLastColumn="0"/>
             </w:pPr>
+            <w:proofErr w:type="spellStart"/>
             <w:r>
               <w:rPr>
                 <w:sz w:val="18"/>
@@ -14182,6 +14577,7 @@
               </w:rPr>
               <w:t>Dice</w:t>
             </w:r>
+            <w:proofErr w:type="spellEnd"/>
           </w:p>
         </w:tc>
       </w:tr>
@@ -14200,24 +14596,28 @@
               <w:pStyle w:val="OriginalNormal"/>
               <w:spacing w:after="60" w:line="264" w:lineRule="auto"/>
             </w:pPr>
+            <w:proofErr w:type="spellStart"/>
             <w:r>
               <w:rPr>
                 <w:sz w:val="18"/>
               </w:rPr>
               <w:t>基础编码器</w:t>
             </w:r>
+            <w:proofErr w:type="spellEnd"/>
             <w:r>
               <w:rPr>
                 <w:sz w:val="18"/>
               </w:rPr>
               <w:t>—</w:t>
             </w:r>
+            <w:proofErr w:type="spellStart"/>
             <w:r>
               <w:rPr>
                 <w:sz w:val="18"/>
               </w:rPr>
               <w:t>解码器</w:t>
             </w:r>
+            <w:proofErr w:type="spellEnd"/>
           </w:p>
         </w:tc>
         <w:tc>
@@ -14289,24 +14689,28 @@
               <w:pStyle w:val="OriginalNormal"/>
               <w:spacing w:after="60" w:line="264" w:lineRule="auto"/>
             </w:pPr>
+            <w:proofErr w:type="spellStart"/>
             <w:r>
               <w:rPr>
                 <w:sz w:val="18"/>
               </w:rPr>
               <w:t>基础编码器</w:t>
             </w:r>
+            <w:proofErr w:type="spellEnd"/>
             <w:r>
               <w:rPr>
                 <w:sz w:val="18"/>
               </w:rPr>
               <w:t>—</w:t>
             </w:r>
+            <w:proofErr w:type="spellStart"/>
             <w:r>
               <w:rPr>
                 <w:sz w:val="18"/>
               </w:rPr>
               <w:t>解码器</w:t>
             </w:r>
+            <w:proofErr w:type="spellEnd"/>
           </w:p>
         </w:tc>
         <w:tc>
@@ -14379,24 +14783,28 @@
               <w:pStyle w:val="OriginalNormal"/>
               <w:spacing w:after="60" w:line="264" w:lineRule="auto"/>
             </w:pPr>
+            <w:proofErr w:type="spellStart"/>
             <w:r>
               <w:rPr>
                 <w:sz w:val="18"/>
               </w:rPr>
               <w:t>基础编码器</w:t>
             </w:r>
+            <w:proofErr w:type="spellEnd"/>
             <w:r>
               <w:rPr>
                 <w:sz w:val="18"/>
               </w:rPr>
               <w:t>—</w:t>
             </w:r>
+            <w:proofErr w:type="spellStart"/>
             <w:r>
               <w:rPr>
                 <w:sz w:val="18"/>
               </w:rPr>
               <w:t>解码器</w:t>
             </w:r>
+            <w:proofErr w:type="spellEnd"/>
           </w:p>
         </w:tc>
         <w:tc>
@@ -14704,6 +15112,7 @@
         <w:rPr>
           <w:lang w:eastAsia="zh-CN"/>
         </w:rPr>
+        <w:lastRenderedPageBreak/>
         <w:t>报告生成时间：</w:t>
       </w:r>
       <w:r>
@@ -37887,6 +38296,18 @@
       <w:sz w:val="20"/>
     </w:rPr>
   </w:style>
+  <w:style w:type="character" w:styleId="UnresolvedMention">
+    <w:name w:val="Unresolved Mention"/>
+    <w:basedOn w:val="DefaultParagraphFont"/>
+    <w:uiPriority w:val="99"/>
+    <w:semiHidden/>
+    <w:unhideWhenUsed/>
+    <w:rsid w:val="00F54D7F"/>
+    <w:rPr>
+      <w:color w:val="605E5C"/>
+      <w:shd w:val="clear" w:color="auto" w:fill="E1DFDD"/>
+    </w:rPr>
+  </w:style>
 </w:styles>
 </file>
 
